--- a/BA/Part 4_Requirements Documentation-20260912/Done/AI/FilledTemplates/DoR_DoD_Template.docx
+++ b/BA/Part 4_Requirements Documentation-20260912/Done/AI/FilledTemplates/DoR_DoD_Template.docx
@@ -486,7 +486,7 @@
                 <w:sz w:val="28"/>
                 <w:szCs w:val="28"/>
               </w:rPr>
-              <w:t xml:space="preserve">The story has a role, a feature and a value in the format “As a [role], I want [feature], so that [value]”; the role is a platform role.</w:t>
+              <w:t xml:space="preserve">The story is written as “As a [role], I want [feature], so that [value]”, and the role is a real user of the platform: student, lecturer, dean’s office specialist or administrator.</w:t>
             </w:r>
             <w:r>
               <w:rPr>
@@ -521,7 +521,7 @@
                 <w:sz w:val="28"/>
                 <w:szCs w:val="28"/>
               </w:rPr>
-              <w:t xml:space="preserve">The story is traced to a functional requirement in the Requirements Classification and to a user persona from the requirements elicitation.</w:t>
+              <w:t xml:space="preserve">The story is traced to a requirement in the Requirements Classification and to a user persona from the requirements elicitation.</w:t>
             </w:r>
             <w:r>
               <w:rPr>
@@ -556,7 +556,7 @@
                 <w:sz w:val="28"/>
                 <w:szCs w:val="28"/>
               </w:rPr>
-              <w:t xml:space="preserve">The Product Owner has reviewed and approved the story.</w:t>
+              <w:t xml:space="preserve">The Product Owner and the team have discussed the story and agreed on its scope; the Product Owner has approved it.</w:t>
             </w:r>
             <w:r>
               <w:rPr>
@@ -626,19 +626,19 @@
                 <w:sz w:val="28"/>
                 <w:szCs w:val="28"/>
               </w:rPr>
-              <w:t xml:space="preserve">Wireframes of the screens in the story are ready, and the UI texts (buttons, fields, messages) are agreed.</w:t>
-            </w:r>
-            <w:r>
-              <w:rPr>
-                <w:rFonts w:ascii="Times New Roman" w:hAnsi="Times New Roman" w:cs="Times New Roman"/>
-                <w:b/>
-                <w:bCs/>
-                <w:i/>
-                <w:iCs/>
-                <w:sz w:val="28"/>
-                <w:szCs w:val="28"/>
-              </w:rPr>
-              <w:t xml:space="preserve"> (N)</w:t>
+              <w:t xml:space="preserve">Wireframes of all screens in the story are ready, and the UI texts (buttons, fields, messages) are agreed.</w:t>
+            </w:r>
+            <w:r>
+              <w:rPr>
+                <w:rFonts w:ascii="Times New Roman" w:hAnsi="Times New Roman" w:cs="Times New Roman"/>
+                <w:b/>
+                <w:bCs/>
+                <w:i/>
+                <w:iCs/>
+                <w:sz w:val="28"/>
+                <w:szCs w:val="28"/>
+              </w:rPr>
+              <w:t xml:space="preserve"> (E)</w:t>
             </w:r>
           </w:p>
           <w:p>
@@ -708,7 +708,7 @@
                 <w:sz w:val="28"/>
                 <w:szCs w:val="28"/>
               </w:rPr>
-              <w:t xml:space="preserve"> (N)</w:t>
+              <w:t xml:space="preserve"> (E)</w:t>
             </w:r>
           </w:p>
           <w:p>

--- a/BA/Part 4_Requirements Documentation-20260912/Done/AI/FilledTemplates/DoR_DoD_Template.docx
+++ b/BA/Part 4_Requirements Documentation-20260912/Done/AI/FilledTemplates/DoR_DoD_Template.docx
@@ -766,7 +766,7 @@
                 <w:sz w:val="28"/>
                 <w:szCs w:val="28"/>
               </w:rPr>
-              <w:t xml:space="preserve">Test data is ready: a test course with a group, a lab with a deadline and maximum points, a lecturer account and student accounts.</w:t>
+              <w:t xml:space="preserve">Test data is ready: several test courses with groups (a lecturer has more than one group), labs with deadlines and maximum points, a lecturer account and student accounts.</w:t>
             </w:r>
             <w:r>
               <w:rPr>
